--- a/최종보고서_꾱깡낑.docx
+++ b/최종보고서_꾱깡낑.docx
@@ -998,9 +998,6 @@
               <w:tab w:val="right" w:leader="dot" w:pos="9016"/>
             </w:tabs>
             <w:ind w:left="440"/>
-            <w:rPr>
-              <w:rFonts w:hint="eastAsia"/>
-            </w:rPr>
           </w:pPr>
           <w:hyperlink w:anchor="_Toc41926418" w:history="1">
             <w:r>
@@ -1374,7 +1371,6 @@
             </w:tabs>
             <w:ind w:left="440"/>
             <w:rPr>
-              <w:rFonts w:hint="eastAsia"/>
               <w:noProof/>
               <w:sz w:val="20"/>
             </w:rPr>
@@ -1415,15 +1411,7 @@
                 <w:rFonts w:hint="eastAsia"/>
                 <w:noProof/>
               </w:rPr>
-              <w:t>AR</w:t>
-            </w:r>
-            <w:r>
-              <w:rPr>
-                <w:rStyle w:val="a6"/>
-                <w:rFonts w:hint="eastAsia"/>
-                <w:noProof/>
-              </w:rPr>
-              <w:t xml:space="preserve"> 환경 비교</w:t>
+              <w:t>AR 환경 비교</w:t>
             </w:r>
             <w:r>
               <w:rPr>
@@ -1484,7 +1472,6 @@
             </w:tabs>
             <w:ind w:left="440"/>
             <w:rPr>
-              <w:rFonts w:hint="eastAsia"/>
               <w:noProof/>
               <w:sz w:val="20"/>
             </w:rPr>
@@ -1525,23 +1512,7 @@
                 <w:rFonts w:hint="eastAsia"/>
                 <w:noProof/>
               </w:rPr>
-              <w:t>화상통화 환경</w:t>
-            </w:r>
-            <w:r>
-              <w:rPr>
-                <w:rStyle w:val="a6"/>
-                <w:rFonts w:hint="eastAsia"/>
-                <w:noProof/>
-              </w:rPr>
-              <w:t xml:space="preserve"> </w:t>
-            </w:r>
-            <w:r>
-              <w:rPr>
-                <w:rStyle w:val="a6"/>
-                <w:rFonts w:hint="eastAsia"/>
-                <w:noProof/>
-              </w:rPr>
-              <w:t>구현</w:t>
+              <w:t>화상통화 환경 구현</w:t>
             </w:r>
             <w:r>
               <w:rPr>
@@ -2123,15 +2094,7 @@
                 <w:noProof/>
                 <w:sz w:val="20"/>
               </w:rPr>
-              <w:t>A</w:t>
-            </w:r>
-            <w:r>
-              <w:rPr>
-                <w:rFonts w:hint="eastAsia"/>
-                <w:noProof/>
-                <w:sz w:val="20"/>
-              </w:rPr>
-              <w:t>WS</w:t>
+              <w:t>AWS</w:t>
             </w:r>
             <w:r>
               <w:rPr>
@@ -3162,7 +3125,6 @@
             </w:tabs>
             <w:ind w:left="880"/>
             <w:rPr>
-              <w:rFonts w:hint="eastAsia"/>
               <w:noProof/>
               <w:sz w:val="20"/>
             </w:rPr>
@@ -3569,47 +3531,39 @@
                 <w:rFonts w:hint="eastAsia"/>
                 <w:noProof/>
               </w:rPr>
-              <w:t>4.</w:t>
-            </w:r>
-            <w:r>
-              <w:rPr>
-                <w:rStyle w:val="a6"/>
+              <w:t>4.3</w:t>
+            </w:r>
+            <w:r>
+              <w:rPr>
+                <w:rStyle w:val="a6"/>
+                <w:noProof/>
+              </w:rPr>
+              <w:t>.</w:t>
+            </w:r>
+            <w:r>
+              <w:rPr>
+                <w:noProof/>
+                <w:sz w:val="20"/>
+              </w:rPr>
+              <w:tab/>
+            </w:r>
+            <w:r>
+              <w:rPr>
                 <w:rFonts w:hint="eastAsia"/>
                 <w:noProof/>
-              </w:rPr>
-              <w:t>3</w:t>
-            </w:r>
-            <w:r>
-              <w:rPr>
-                <w:rStyle w:val="a6"/>
-                <w:noProof/>
-              </w:rPr>
-              <w:t>.</w:t>
-            </w:r>
-            <w:r>
-              <w:rPr>
-                <w:noProof/>
-                <w:sz w:val="20"/>
+                <w:sz w:val="20"/>
+              </w:rPr>
+              <w:t>시스템 구성도</w:t>
+            </w:r>
+            <w:r>
+              <w:rPr>
+                <w:noProof/>
+                <w:webHidden/>
               </w:rPr>
               <w:tab/>
             </w:r>
             <w:r>
               <w:rPr>
-                <w:rFonts w:hint="eastAsia"/>
-                <w:noProof/>
-                <w:sz w:val="20"/>
-              </w:rPr>
-              <w:t>시스템 구성도</w:t>
-            </w:r>
-            <w:r>
-              <w:rPr>
-                <w:noProof/>
-                <w:webHidden/>
-              </w:rPr>
-              <w:tab/>
-            </w:r>
-            <w:r>
-              <w:rPr>
                 <w:noProof/>
                 <w:webHidden/>
               </w:rPr>
@@ -3621,284 +3575,6 @@
                 <w:webHidden/>
               </w:rPr>
               <w:instrText xml:space="preserve"> PAGEREF _Toc41926425 \h </w:instrText>
-            </w:r>
-            <w:r>
-              <w:rPr>
-                <w:noProof/>
-                <w:webHidden/>
-              </w:rPr>
-            </w:r>
-            <w:r>
-              <w:rPr>
-                <w:noProof/>
-                <w:webHidden/>
-              </w:rPr>
-              <w:fldChar w:fldCharType="separate"/>
-            </w:r>
-            <w:r>
-              <w:rPr>
-                <w:noProof/>
-                <w:webHidden/>
-              </w:rPr>
-              <w:t>2</w:t>
-            </w:r>
-            <w:r>
-              <w:rPr>
-                <w:noProof/>
-                <w:webHidden/>
-              </w:rPr>
-              <w:fldChar w:fldCharType="end"/>
-            </w:r>
-          </w:hyperlink>
-        </w:p>
-        <w:p>
-          <w:pPr>
-            <w:pStyle w:val="30"/>
-            <w:tabs>
-              <w:tab w:val="left" w:pos="1600"/>
-              <w:tab w:val="right" w:leader="dot" w:pos="9016"/>
-            </w:tabs>
-            <w:ind w:left="880"/>
-            <w:rPr>
-              <w:rFonts w:hint="eastAsia"/>
-              <w:noProof/>
-              <w:sz w:val="20"/>
-            </w:rPr>
-          </w:pPr>
-          <w:hyperlink w:anchor="_Toc41926425" w:history="1">
-            <w:r>
-              <w:rPr>
-                <w:rStyle w:val="a6"/>
-                <w:rFonts w:hint="eastAsia"/>
-                <w:noProof/>
-              </w:rPr>
-              <w:t>4.</w:t>
-            </w:r>
-            <w:r>
-              <w:rPr>
-                <w:rStyle w:val="a6"/>
-                <w:rFonts w:hint="eastAsia"/>
-                <w:noProof/>
-              </w:rPr>
-              <w:t>4</w:t>
-            </w:r>
-            <w:r>
-              <w:rPr>
-                <w:rStyle w:val="a6"/>
-                <w:noProof/>
-              </w:rPr>
-              <w:t>.</w:t>
-            </w:r>
-            <w:r>
-              <w:rPr>
-                <w:noProof/>
-                <w:sz w:val="20"/>
-              </w:rPr>
-              <w:tab/>
-            </w:r>
-            <w:r>
-              <w:rPr>
-                <w:rFonts w:hint="eastAsia"/>
-                <w:noProof/>
-                <w:sz w:val="20"/>
-              </w:rPr>
-              <w:t>API 명세서</w:t>
-            </w:r>
-            <w:r>
-              <w:rPr>
-                <w:noProof/>
-                <w:webHidden/>
-              </w:rPr>
-              <w:tab/>
-            </w:r>
-            <w:r>
-              <w:rPr>
-                <w:noProof/>
-                <w:webHidden/>
-              </w:rPr>
-              <w:fldChar w:fldCharType="begin"/>
-            </w:r>
-            <w:r>
-              <w:rPr>
-                <w:noProof/>
-                <w:webHidden/>
-              </w:rPr>
-              <w:instrText xml:space="preserve"> PAGEREF _Toc41926425 \h </w:instrText>
-            </w:r>
-            <w:r>
-              <w:rPr>
-                <w:noProof/>
-                <w:webHidden/>
-              </w:rPr>
-            </w:r>
-            <w:r>
-              <w:rPr>
-                <w:noProof/>
-                <w:webHidden/>
-              </w:rPr>
-              <w:fldChar w:fldCharType="separate"/>
-            </w:r>
-            <w:r>
-              <w:rPr>
-                <w:noProof/>
-                <w:webHidden/>
-              </w:rPr>
-              <w:t>2</w:t>
-            </w:r>
-            <w:r>
-              <w:rPr>
-                <w:noProof/>
-                <w:webHidden/>
-              </w:rPr>
-              <w:fldChar w:fldCharType="end"/>
-            </w:r>
-          </w:hyperlink>
-        </w:p>
-        <w:p>
-          <w:pPr>
-            <w:pStyle w:val="30"/>
-            <w:tabs>
-              <w:tab w:val="left" w:pos="1600"/>
-              <w:tab w:val="right" w:leader="dot" w:pos="9016"/>
-            </w:tabs>
-            <w:ind w:left="880"/>
-            <w:rPr>
-              <w:rFonts w:hint="eastAsia"/>
-              <w:noProof/>
-              <w:sz w:val="20"/>
-            </w:rPr>
-          </w:pPr>
-          <w:hyperlink w:anchor="_Toc41926425" w:history="1">
-            <w:r>
-              <w:rPr>
-                <w:rStyle w:val="a6"/>
-                <w:rFonts w:hint="eastAsia"/>
-                <w:noProof/>
-              </w:rPr>
-              <w:t>4.5</w:t>
-            </w:r>
-            <w:r>
-              <w:rPr>
-                <w:rStyle w:val="a6"/>
-                <w:noProof/>
-              </w:rPr>
-              <w:t>.</w:t>
-            </w:r>
-            <w:r>
-              <w:rPr>
-                <w:noProof/>
-                <w:sz w:val="20"/>
-              </w:rPr>
-              <w:tab/>
-            </w:r>
-            <w:r>
-              <w:rPr>
-                <w:rFonts w:hint="eastAsia"/>
-                <w:noProof/>
-                <w:sz w:val="20"/>
-              </w:rPr>
-              <w:t>Github</w:t>
-            </w:r>
-            <w:r>
-              <w:rPr>
-                <w:noProof/>
-                <w:webHidden/>
-              </w:rPr>
-              <w:tab/>
-            </w:r>
-            <w:r>
-              <w:rPr>
-                <w:noProof/>
-                <w:webHidden/>
-              </w:rPr>
-              <w:fldChar w:fldCharType="begin"/>
-            </w:r>
-            <w:r>
-              <w:rPr>
-                <w:noProof/>
-                <w:webHidden/>
-              </w:rPr>
-              <w:instrText xml:space="preserve"> PAGEREF _Toc41926425 \h </w:instrText>
-            </w:r>
-            <w:r>
-              <w:rPr>
-                <w:noProof/>
-                <w:webHidden/>
-              </w:rPr>
-            </w:r>
-            <w:r>
-              <w:rPr>
-                <w:noProof/>
-                <w:webHidden/>
-              </w:rPr>
-              <w:fldChar w:fldCharType="separate"/>
-            </w:r>
-            <w:r>
-              <w:rPr>
-                <w:noProof/>
-                <w:webHidden/>
-              </w:rPr>
-              <w:t>2</w:t>
-            </w:r>
-            <w:r>
-              <w:rPr>
-                <w:noProof/>
-                <w:webHidden/>
-              </w:rPr>
-              <w:fldChar w:fldCharType="end"/>
-            </w:r>
-          </w:hyperlink>
-        </w:p>
-        <w:p>
-          <w:pPr>
-            <w:pStyle w:val="10"/>
-            <w:tabs>
-              <w:tab w:val="left" w:pos="425"/>
-              <w:tab w:val="right" w:leader="dot" w:pos="9016"/>
-            </w:tabs>
-          </w:pPr>
-          <w:hyperlink w:anchor="_Toc41926428" w:history="1">
-            <w:r>
-              <w:rPr>
-                <w:rStyle w:val="a6"/>
-                <w:noProof/>
-              </w:rPr>
-              <w:t>5.</w:t>
-            </w:r>
-            <w:r>
-              <w:rPr>
-                <w:noProof/>
-                <w:sz w:val="20"/>
-              </w:rPr>
-              <w:tab/>
-            </w:r>
-            <w:r>
-              <w:rPr>
-                <w:rStyle w:val="a6"/>
-                <w:noProof/>
-              </w:rPr>
-              <w:t>결론 및 향후 연구 방향</w:t>
-            </w:r>
-            <w:r>
-              <w:rPr>
-                <w:noProof/>
-                <w:webHidden/>
-              </w:rPr>
-              <w:tab/>
-            </w:r>
-            <w:r>
-              <w:rPr>
-                <w:noProof/>
-                <w:webHidden/>
-              </w:rPr>
-              <w:fldChar w:fldCharType="begin"/>
-            </w:r>
-            <w:r>
-              <w:rPr>
-                <w:noProof/>
-                <w:webHidden/>
-              </w:rPr>
-              <w:instrText xml:space="preserve"> PAGEREF _Toc41926428 \h </w:instrText>
             </w:r>
             <w:r>
               <w:rPr>
@@ -3949,7 +3625,7 @@
                 <w:rFonts w:hint="eastAsia"/>
                 <w:noProof/>
               </w:rPr>
-              <w:t>5</w:t>
+              <w:t>4.4</w:t>
             </w:r>
             <w:r>
               <w:rPr>
@@ -3960,33 +3636,18 @@
             </w:r>
             <w:r>
               <w:rPr>
-                <w:rStyle w:val="a6"/>
+                <w:noProof/>
+                <w:sz w:val="20"/>
+              </w:rPr>
+              <w:tab/>
+            </w:r>
+            <w:r>
+              <w:rPr>
                 <w:rFonts w:hint="eastAsia"/>
                 <w:noProof/>
-              </w:rPr>
-              <w:t>1</w:t>
-            </w:r>
-            <w:r>
-              <w:rPr>
-                <w:rStyle w:val="a6"/>
-                <w:noProof/>
-              </w:rPr>
-              <w:t>.</w:t>
-            </w:r>
-            <w:r>
-              <w:rPr>
-                <w:noProof/>
-                <w:sz w:val="20"/>
-              </w:rPr>
-              <w:tab/>
-            </w:r>
-            <w:r>
-              <w:rPr>
-                <w:rFonts w:hint="eastAsia"/>
-                <w:noProof/>
-                <w:sz w:val="20"/>
-              </w:rPr>
-              <w:t>결론 및 기대효과</w:t>
+                <w:sz w:val="20"/>
+              </w:rPr>
+              <w:t>API 명세서</w:t>
             </w:r>
             <w:r>
               <w:rPr>
@@ -4047,7 +3708,289 @@
             </w:tabs>
             <w:ind w:left="880"/>
             <w:rPr>
-              <w:rFonts w:hint="eastAsia"/>
+              <w:noProof/>
+              <w:sz w:val="20"/>
+            </w:rPr>
+          </w:pPr>
+          <w:hyperlink w:anchor="_Toc41926425" w:history="1">
+            <w:r>
+              <w:rPr>
+                <w:rStyle w:val="a6"/>
+                <w:rFonts w:hint="eastAsia"/>
+                <w:noProof/>
+              </w:rPr>
+              <w:t>4.5</w:t>
+            </w:r>
+            <w:r>
+              <w:rPr>
+                <w:rStyle w:val="a6"/>
+                <w:noProof/>
+              </w:rPr>
+              <w:t>.</w:t>
+            </w:r>
+            <w:r>
+              <w:rPr>
+                <w:noProof/>
+                <w:sz w:val="20"/>
+              </w:rPr>
+              <w:tab/>
+            </w:r>
+            <w:r>
+              <w:rPr>
+                <w:rFonts w:hint="eastAsia"/>
+                <w:noProof/>
+                <w:sz w:val="20"/>
+              </w:rPr>
+              <w:t>Github</w:t>
+            </w:r>
+            <w:r>
+              <w:rPr>
+                <w:noProof/>
+                <w:webHidden/>
+              </w:rPr>
+              <w:tab/>
+            </w:r>
+            <w:r>
+              <w:rPr>
+                <w:noProof/>
+                <w:webHidden/>
+              </w:rPr>
+              <w:fldChar w:fldCharType="begin"/>
+            </w:r>
+            <w:r>
+              <w:rPr>
+                <w:noProof/>
+                <w:webHidden/>
+              </w:rPr>
+              <w:instrText xml:space="preserve"> PAGEREF _Toc41926425 \h </w:instrText>
+            </w:r>
+            <w:r>
+              <w:rPr>
+                <w:noProof/>
+                <w:webHidden/>
+              </w:rPr>
+            </w:r>
+            <w:r>
+              <w:rPr>
+                <w:noProof/>
+                <w:webHidden/>
+              </w:rPr>
+              <w:fldChar w:fldCharType="separate"/>
+            </w:r>
+            <w:r>
+              <w:rPr>
+                <w:noProof/>
+                <w:webHidden/>
+              </w:rPr>
+              <w:t>2</w:t>
+            </w:r>
+            <w:r>
+              <w:rPr>
+                <w:noProof/>
+                <w:webHidden/>
+              </w:rPr>
+              <w:fldChar w:fldCharType="end"/>
+            </w:r>
+          </w:hyperlink>
+        </w:p>
+        <w:p>
+          <w:pPr>
+            <w:pStyle w:val="10"/>
+            <w:tabs>
+              <w:tab w:val="left" w:pos="425"/>
+              <w:tab w:val="right" w:leader="dot" w:pos="9016"/>
+            </w:tabs>
+          </w:pPr>
+          <w:hyperlink w:anchor="_Toc41926428" w:history="1">
+            <w:r>
+              <w:rPr>
+                <w:rStyle w:val="a6"/>
+                <w:noProof/>
+              </w:rPr>
+              <w:t>5.</w:t>
+            </w:r>
+            <w:r>
+              <w:rPr>
+                <w:noProof/>
+                <w:sz w:val="20"/>
+              </w:rPr>
+              <w:tab/>
+            </w:r>
+            <w:r>
+              <w:rPr>
+                <w:rStyle w:val="a6"/>
+                <w:noProof/>
+              </w:rPr>
+              <w:t>결론 및 향후 연구 방향</w:t>
+            </w:r>
+            <w:r>
+              <w:rPr>
+                <w:noProof/>
+                <w:webHidden/>
+              </w:rPr>
+              <w:tab/>
+            </w:r>
+            <w:r>
+              <w:rPr>
+                <w:noProof/>
+                <w:webHidden/>
+              </w:rPr>
+              <w:fldChar w:fldCharType="begin"/>
+            </w:r>
+            <w:r>
+              <w:rPr>
+                <w:noProof/>
+                <w:webHidden/>
+              </w:rPr>
+              <w:instrText xml:space="preserve"> PAGEREF _Toc41926428 \h </w:instrText>
+            </w:r>
+            <w:r>
+              <w:rPr>
+                <w:noProof/>
+                <w:webHidden/>
+              </w:rPr>
+            </w:r>
+            <w:r>
+              <w:rPr>
+                <w:noProof/>
+                <w:webHidden/>
+              </w:rPr>
+              <w:fldChar w:fldCharType="separate"/>
+            </w:r>
+            <w:r>
+              <w:rPr>
+                <w:noProof/>
+                <w:webHidden/>
+              </w:rPr>
+              <w:t>2</w:t>
+            </w:r>
+            <w:r>
+              <w:rPr>
+                <w:noProof/>
+                <w:webHidden/>
+              </w:rPr>
+              <w:fldChar w:fldCharType="end"/>
+            </w:r>
+          </w:hyperlink>
+        </w:p>
+        <w:p>
+          <w:pPr>
+            <w:pStyle w:val="30"/>
+            <w:tabs>
+              <w:tab w:val="left" w:pos="1600"/>
+              <w:tab w:val="right" w:leader="dot" w:pos="9016"/>
+            </w:tabs>
+            <w:ind w:left="880"/>
+            <w:rPr>
+              <w:noProof/>
+              <w:sz w:val="20"/>
+            </w:rPr>
+          </w:pPr>
+          <w:hyperlink w:anchor="_Toc41926425" w:history="1">
+            <w:r>
+              <w:rPr>
+                <w:rStyle w:val="a6"/>
+                <w:rFonts w:hint="eastAsia"/>
+                <w:noProof/>
+              </w:rPr>
+              <w:t>5</w:t>
+            </w:r>
+            <w:r>
+              <w:rPr>
+                <w:rStyle w:val="a6"/>
+                <w:noProof/>
+              </w:rPr>
+              <w:t>.</w:t>
+            </w:r>
+            <w:r>
+              <w:rPr>
+                <w:rStyle w:val="a6"/>
+                <w:rFonts w:hint="eastAsia"/>
+                <w:noProof/>
+              </w:rPr>
+              <w:t>1</w:t>
+            </w:r>
+            <w:r>
+              <w:rPr>
+                <w:rStyle w:val="a6"/>
+                <w:noProof/>
+              </w:rPr>
+              <w:t>.</w:t>
+            </w:r>
+            <w:r>
+              <w:rPr>
+                <w:noProof/>
+                <w:sz w:val="20"/>
+              </w:rPr>
+              <w:tab/>
+            </w:r>
+            <w:r>
+              <w:rPr>
+                <w:rFonts w:hint="eastAsia"/>
+                <w:noProof/>
+                <w:sz w:val="20"/>
+              </w:rPr>
+              <w:t>결론 및 기대효과</w:t>
+            </w:r>
+            <w:r>
+              <w:rPr>
+                <w:noProof/>
+                <w:webHidden/>
+              </w:rPr>
+              <w:tab/>
+            </w:r>
+            <w:r>
+              <w:rPr>
+                <w:noProof/>
+                <w:webHidden/>
+              </w:rPr>
+              <w:fldChar w:fldCharType="begin"/>
+            </w:r>
+            <w:r>
+              <w:rPr>
+                <w:noProof/>
+                <w:webHidden/>
+              </w:rPr>
+              <w:instrText xml:space="preserve"> PAGEREF _Toc41926425 \h </w:instrText>
+            </w:r>
+            <w:r>
+              <w:rPr>
+                <w:noProof/>
+                <w:webHidden/>
+              </w:rPr>
+            </w:r>
+            <w:r>
+              <w:rPr>
+                <w:noProof/>
+                <w:webHidden/>
+              </w:rPr>
+              <w:fldChar w:fldCharType="separate"/>
+            </w:r>
+            <w:r>
+              <w:rPr>
+                <w:noProof/>
+                <w:webHidden/>
+              </w:rPr>
+              <w:t>2</w:t>
+            </w:r>
+            <w:r>
+              <w:rPr>
+                <w:noProof/>
+                <w:webHidden/>
+              </w:rPr>
+              <w:fldChar w:fldCharType="end"/>
+            </w:r>
+          </w:hyperlink>
+        </w:p>
+        <w:p>
+          <w:pPr>
+            <w:pStyle w:val="30"/>
+            <w:tabs>
+              <w:tab w:val="left" w:pos="1600"/>
+              <w:tab w:val="right" w:leader="dot" w:pos="9016"/>
+            </w:tabs>
+            <w:ind w:left="880"/>
+            <w:rPr>
               <w:noProof/>
               <w:sz w:val="20"/>
             </w:rPr>
@@ -4298,11 +4241,6 @@
       </w:r>
     </w:p>
     <w:p>
-      <w:pPr>
-        <w:rPr>
-          <w:rFonts w:hint="eastAsia"/>
-        </w:rPr>
-      </w:pPr>
       <w:r>
         <w:rPr>
           <w:rFonts w:hint="eastAsia"/>
@@ -4332,11 +4270,6 @@
       </w:r>
     </w:p>
     <w:p>
-      <w:pPr>
-        <w:rPr>
-          <w:rFonts w:hint="eastAsia"/>
-        </w:rPr>
-      </w:pPr>
       <w:r>
         <w:rPr>
           <w:rFonts w:hint="eastAsia"/>
@@ -4353,7 +4286,6 @@
         <w:rPr>
           <w:rFonts w:hint="eastAsia"/>
         </w:rPr>
-        <w:lastRenderedPageBreak/>
         <w:t>연구 배경</w:t>
       </w:r>
       <w:bookmarkEnd w:id="3"/>
@@ -4366,7 +4298,7 @@
         <w:rPr>
           <w:rFonts w:hint="eastAsia"/>
         </w:rPr>
-        <w:t>Firebase</w:t>
+        <w:t>AR</w:t>
       </w:r>
     </w:p>
     <w:p>
@@ -4383,15 +4315,12 @@
     <w:p>
       <w:pPr>
         <w:pStyle w:val="2"/>
+      </w:pPr>
+      <w:r>
         <w:rPr>
           <w:rFonts w:hint="eastAsia"/>
         </w:rPr>
-      </w:pPr>
-      <w:r>
-        <w:rPr>
-          <w:rFonts w:hint="eastAsia"/>
-        </w:rPr>
-        <w:t>AR</w:t>
+        <w:t>Firebase</w:t>
       </w:r>
     </w:p>
     <w:p>
@@ -4431,120 +4360,101 @@
     </w:p>
     <w:p>
       <w:pPr>
-        <w:pStyle w:val="2"/>
+        <w:rPr>
+          <w:b/>
+          <w:bCs/>
+        </w:rPr>
+      </w:pPr>
+      <w:r>
         <w:rPr>
           <w:rFonts w:hint="eastAsia"/>
-        </w:rPr>
-      </w:pPr>
-      <w:r>
-        <w:rPr>
-          <w:rFonts w:hint="eastAsia"/>
-        </w:rPr>
-        <w:t>AR 환경 비교</w:t>
+          <w:b/>
+          <w:bCs/>
+        </w:rPr>
+        <w:t>Firebase</w:t>
       </w:r>
     </w:p>
     <w:p>
       <w:pPr>
-        <w:pStyle w:val="2"/>
+        <w:pStyle w:val="a5"/>
+        <w:numPr>
+          <w:ilvl w:val="0"/>
+          <w:numId w:val="4"/>
+        </w:numPr>
+        <w:ind w:leftChars="0"/>
+        <w:rPr>
+          <w:b/>
+          <w:bCs/>
+        </w:rPr>
       </w:pPr>
       <w:r>
         <w:rPr>
           <w:rFonts w:hint="eastAsia"/>
         </w:rPr>
-        <w:t>화상통화 환경 구현</w:t>
+        <w:t xml:space="preserve">개요: </w:t>
+      </w:r>
+      <w:r>
+        <w:rPr>
+          <w:b/>
+          <w:bCs/>
+        </w:rPr>
+        <w:tab/>
       </w:r>
     </w:p>
     <w:p>
       <w:pPr>
-        <w:pStyle w:val="3"/>
+        <w:pStyle w:val="a5"/>
+        <w:numPr>
+          <w:ilvl w:val="0"/>
+          <w:numId w:val="4"/>
+        </w:numPr>
+        <w:ind w:leftChars="0"/>
+        <w:rPr>
+          <w:b/>
+          <w:bCs/>
+        </w:rPr>
       </w:pPr>
       <w:r>
         <w:rPr>
           <w:rFonts w:hint="eastAsia"/>
         </w:rPr>
-        <w:t>작동 원리</w:t>
+        <w:t xml:space="preserve">장점: </w:t>
       </w:r>
     </w:p>
     <w:p>
       <w:pPr>
-        <w:pStyle w:val="3"/>
+        <w:pStyle w:val="a5"/>
+        <w:numPr>
+          <w:ilvl w:val="0"/>
+          <w:numId w:val="4"/>
+        </w:numPr>
+        <w:ind w:leftChars="0"/>
         <w:rPr>
           <w:rFonts w:hint="eastAsia"/>
+          <w:b/>
+          <w:bCs/>
         </w:rPr>
       </w:pPr>
       <w:r>
         <w:rPr>
           <w:rFonts w:hint="eastAsia"/>
         </w:rPr>
-        <w:t xml:space="preserve">구현 방법 </w:t>
+        <w:t>단점: Firebase의 storage 기능은 전면 유료화 된 상태로, 미디어 파일을 저장하기에는 비용 부담 발생의 문제점이 있다.</w:t>
       </w:r>
     </w:p>
     <w:p>
       <w:pPr>
-        <w:pStyle w:val="2"/>
-      </w:pPr>
-      <w:r>
-        <w:rPr>
-          <w:rFonts w:hint="eastAsia"/>
-        </w:rPr>
-        <w:t>AR 구현</w:t>
-      </w:r>
-    </w:p>
-    <w:p>
-      <w:pPr>
-        <w:pStyle w:val="3"/>
-      </w:pPr>
-      <w:r>
-        <w:rPr>
-          <w:rFonts w:hint="eastAsia"/>
-        </w:rPr>
-        <w:t>작동 원리</w:t>
-      </w:r>
-    </w:p>
-    <w:p>
-      <w:pPr>
-        <w:pStyle w:val="3"/>
-        <w:rPr>
-          <w:rFonts w:hint="eastAsia"/>
-        </w:rPr>
-      </w:pPr>
-      <w:r>
-        <w:rPr>
-          <w:rFonts w:hint="eastAsia"/>
-        </w:rPr>
-        <w:t>구현 방법</w:t>
-      </w:r>
-    </w:p>
-    <w:p>
-      <w:pPr>
-        <w:pStyle w:val="2"/>
-      </w:pPr>
-      <w:r>
-        <w:rPr>
-          <w:rFonts w:hint="eastAsia"/>
-        </w:rPr>
-        <w:t>AWS</w:t>
-      </w:r>
-    </w:p>
-    <w:p>
-      <w:pPr>
-        <w:pStyle w:val="2"/>
-      </w:pPr>
-      <w:r>
-        <w:rPr>
-          <w:rFonts w:hint="eastAsia"/>
-        </w:rPr>
-        <w:t>Node.js + socket.io</w:t>
-      </w:r>
-    </w:p>
-    <w:p>
-      <w:pPr>
-        <w:pStyle w:val="2"/>
+        <w:rPr>
+          <w:b/>
+          <w:bCs/>
+        </w:rPr>
       </w:pPr>
       <w:proofErr w:type="spellStart"/>
       <w:r>
         <w:rPr>
           <w:rFonts w:hint="eastAsia"/>
+          <w:b/>
+          <w:bCs/>
         </w:rPr>
         <w:t>Supabase</w:t>
       </w:r>
@@ -4552,6 +4462,203 @@
     </w:p>
     <w:p>
       <w:pPr>
+        <w:pStyle w:val="a5"/>
+        <w:numPr>
+          <w:ilvl w:val="0"/>
+          <w:numId w:val="5"/>
+        </w:numPr>
+        <w:ind w:leftChars="0"/>
+        <w:rPr>
+          <w:b/>
+          <w:bCs/>
+        </w:rPr>
+      </w:pPr>
+      <w:r>
+        <w:rPr>
+          <w:rFonts w:hint="eastAsia"/>
+        </w:rPr>
+        <w:t xml:space="preserve">개요: </w:t>
+      </w:r>
+      <w:r>
+        <w:rPr>
+          <w:b/>
+          <w:bCs/>
+        </w:rPr>
+        <w:tab/>
+      </w:r>
+    </w:p>
+    <w:p>
+      <w:pPr>
+        <w:pStyle w:val="a5"/>
+        <w:numPr>
+          <w:ilvl w:val="0"/>
+          <w:numId w:val="5"/>
+        </w:numPr>
+        <w:ind w:leftChars="0"/>
+        <w:rPr>
+          <w:b/>
+          <w:bCs/>
+        </w:rPr>
+      </w:pPr>
+      <w:r>
+        <w:rPr>
+          <w:rFonts w:hint="eastAsia"/>
+        </w:rPr>
+        <w:lastRenderedPageBreak/>
+        <w:t xml:space="preserve">장점: </w:t>
+      </w:r>
+      <w:proofErr w:type="spellStart"/>
+      <w:r>
+        <w:rPr>
+          <w:rFonts w:hint="eastAsia"/>
+        </w:rPr>
+        <w:t>Supabase</w:t>
+      </w:r>
+      <w:proofErr w:type="spellEnd"/>
+      <w:r>
+        <w:rPr>
+          <w:rFonts w:hint="eastAsia"/>
+        </w:rPr>
+        <w:t>는 Storage 기능을 무료로 제공하여 미디어 파일들을 저장하기에 용이하다.</w:t>
+      </w:r>
+    </w:p>
+    <w:p>
+      <w:pPr>
+        <w:pStyle w:val="a5"/>
+        <w:numPr>
+          <w:ilvl w:val="0"/>
+          <w:numId w:val="5"/>
+        </w:numPr>
+        <w:ind w:leftChars="0"/>
+        <w:rPr>
+          <w:rFonts w:hint="eastAsia"/>
+          <w:b/>
+          <w:bCs/>
+        </w:rPr>
+      </w:pPr>
+      <w:r>
+        <w:rPr>
+          <w:rFonts w:hint="eastAsia"/>
+        </w:rPr>
+        <w:t>단점:</w:t>
+      </w:r>
+      <w:r>
+        <w:rPr>
+          <w:rFonts w:hint="eastAsia"/>
+        </w:rPr>
+        <w:t xml:space="preserve"> Firebase 대비 JS 코드가 비교적 간결하지 못하고 복잡하다는 단점이 존재한다.</w:t>
+      </w:r>
+    </w:p>
+    <w:p>
+      <w:pPr>
+        <w:rPr>
+          <w:rFonts w:hint="eastAsia"/>
+          <w:b/>
+          <w:bCs/>
+        </w:rPr>
+      </w:pPr>
+    </w:p>
+    <w:p>
+      <w:pPr>
+        <w:pStyle w:val="2"/>
+      </w:pPr>
+      <w:r>
+        <w:rPr>
+          <w:rFonts w:hint="eastAsia"/>
+        </w:rPr>
+        <w:t>AR 환경 비교</w:t>
+      </w:r>
+    </w:p>
+    <w:p>
+      <w:pPr>
+        <w:pStyle w:val="2"/>
+      </w:pPr>
+      <w:r>
+        <w:rPr>
+          <w:rFonts w:hint="eastAsia"/>
+        </w:rPr>
+        <w:t>화상통화 환경 구현</w:t>
+      </w:r>
+    </w:p>
+    <w:p>
+      <w:pPr>
+        <w:pStyle w:val="3"/>
+      </w:pPr>
+      <w:r>
+        <w:rPr>
+          <w:rFonts w:hint="eastAsia"/>
+        </w:rPr>
+        <w:t>작동 원리</w:t>
+      </w:r>
+    </w:p>
+    <w:p>
+      <w:pPr>
+        <w:pStyle w:val="3"/>
+      </w:pPr>
+      <w:r>
+        <w:rPr>
+          <w:rFonts w:hint="eastAsia"/>
+        </w:rPr>
+        <w:t xml:space="preserve">구현 방법 </w:t>
+      </w:r>
+    </w:p>
+    <w:p>
+      <w:pPr>
+        <w:pStyle w:val="2"/>
+      </w:pPr>
+      <w:r>
+        <w:rPr>
+          <w:rFonts w:hint="eastAsia"/>
+        </w:rPr>
+        <w:t>AR 구현</w:t>
+      </w:r>
+    </w:p>
+    <w:p>
+      <w:pPr>
+        <w:pStyle w:val="3"/>
+      </w:pPr>
+      <w:r>
+        <w:rPr>
+          <w:rFonts w:hint="eastAsia"/>
+        </w:rPr>
+        <w:t>작동 원리</w:t>
+      </w:r>
+    </w:p>
+    <w:p>
+      <w:pPr>
+        <w:pStyle w:val="3"/>
+      </w:pPr>
+      <w:r>
+        <w:rPr>
+          <w:rFonts w:hint="eastAsia"/>
+        </w:rPr>
+        <w:t>구현 방법</w:t>
+      </w:r>
+    </w:p>
+    <w:p>
+      <w:pPr>
+        <w:pStyle w:val="2"/>
+      </w:pPr>
+      <w:r>
+        <w:rPr>
+          <w:rFonts w:hint="eastAsia"/>
+        </w:rPr>
+        <w:t>AWS</w:t>
+      </w:r>
+    </w:p>
+    <w:p>
+      <w:pPr>
+        <w:pStyle w:val="2"/>
+      </w:pPr>
+      <w:r>
+        <w:rPr>
+          <w:rFonts w:hint="eastAsia"/>
+        </w:rPr>
+        <w:t>Node.js + socket.io</w:t>
+      </w:r>
+    </w:p>
+    <w:p>
+      <w:pPr>
         <w:pStyle w:val="2"/>
       </w:pPr>
       <w:r>
@@ -4613,7 +4720,6 @@
         <w:rPr>
           <w:rFonts w:hint="eastAsia"/>
         </w:rPr>
-        <w:lastRenderedPageBreak/>
         <w:t>AR 주석 추가 기능</w:t>
       </w:r>
     </w:p>
@@ -4631,9 +4737,6 @@
     <w:p>
       <w:pPr>
         <w:pStyle w:val="3"/>
-        <w:rPr>
-          <w:rFonts w:hint="eastAsia"/>
-        </w:rPr>
       </w:pPr>
       <w:r>
         <w:rPr>
@@ -4652,6 +4755,7 @@
         <w:rPr>
           <w:rFonts w:hint="eastAsia"/>
         </w:rPr>
+        <w:lastRenderedPageBreak/>
         <w:t>연구 결과 분석 및 평가</w:t>
       </w:r>
       <w:bookmarkEnd w:id="5"/>
@@ -4703,9 +4807,6 @@
     <w:p>
       <w:pPr>
         <w:pStyle w:val="2"/>
-        <w:rPr>
-          <w:rFonts w:hint="eastAsia"/>
-        </w:rPr>
       </w:pPr>
       <w:proofErr w:type="spellStart"/>
       <w:r>
@@ -4744,9 +4845,6 @@
     <w:p>
       <w:pPr>
         <w:pStyle w:val="2"/>
-        <w:rPr>
-          <w:rFonts w:hint="eastAsia"/>
-        </w:rPr>
       </w:pPr>
       <w:r>
         <w:rPr>
@@ -5011,18 +5109,7 @@
                 <w:szCs w:val="20"/>
               </w:rPr>
               <w:br/>
-              <w:t xml:space="preserve">[1] K. Park, H. Hwang, C. Lee, and S. Min, "Analysis of Delay-Bandwidth Normalization </w:t>
-            </w:r>
-            <w:r>
-              <w:rPr>
-                <w:rFonts w:ascii="NanumGothic" w:eastAsia="NanumGothic" w:hAnsi="NanumGothic" w:cs="굴림" w:hint="eastAsia"/>
-                <w:color w:val="666666"/>
-                <w:kern w:val="0"/>
-                <w:sz w:val="20"/>
-                <w:szCs w:val="20"/>
-              </w:rPr>
-              <w:lastRenderedPageBreak/>
-              <w:t>Characteristic in Decay Usage Algorithm of UNIX," </w:t>
+              <w:t>[1] K. Park, H. Hwang, C. Lee, and S. Min, "Analysis of Delay-Bandwidth Normalization Characteristic in Decay Usage Algorithm of UNIX," </w:t>
             </w:r>
             <w:r>
               <w:rPr>
@@ -5202,7 +5289,20 @@
                 <w:sz w:val="20"/>
                 <w:szCs w:val="20"/>
               </w:rPr>
-              <w:t xml:space="preserve"> Computing Practices and Letters</w:t>
+              <w:t xml:space="preserve"> Computing Practices and </w:t>
+            </w:r>
+            <w:r>
+              <w:rPr>
+                <w:rFonts w:ascii="NanumGothic" w:eastAsia="NanumGothic" w:hAnsi="NanumGothic" w:cs="굴림" w:hint="eastAsia"/>
+                <w:i/>
+                <w:iCs/>
+                <w:color w:val="666666"/>
+                <w:kern w:val="0"/>
+                <w:sz w:val="20"/>
+                <w:szCs w:val="20"/>
+              </w:rPr>
+              <w:lastRenderedPageBreak/>
+              <w:t>Letters</w:t>
             </w:r>
             <w:r>
               <w:rPr>
@@ -5740,6 +5840,185 @@
 <file path=word/numbering.xml><?xml version="1.0" encoding="utf-8"?>
 <w:numbering xmlns:wpc="http://schemas.microsoft.com/office/word/2010/wordprocessingCanvas" xmlns:cx="http://schemas.microsoft.com/office/drawing/2014/chartex" xmlns:cx1="http://schemas.microsoft.com/office/drawing/2015/9/8/chartex" xmlns:cx2="http://schemas.microsoft.com/office/drawing/2015/10/21/chartex" xmlns:cx3="http://schemas.microsoft.com/office/drawing/2016/5/9/chartex" xmlns:cx4="http://schemas.microsoft.com/office/drawing/2016/5/10/chartex" xmlns:cx5="http://schemas.microsoft.com/office/drawing/2016/5/11/chartex" xmlns:cx6="http://schemas.microsoft.com/office/drawing/2016/5/12/chartex" xmlns:cx7="http://schemas.microsoft.com/office/drawing/2016/5/13/chartex" xmlns:cx8="http://schemas.microsoft.com/office/drawing/2016/5/14/chartex" xmlns:mc="http://schemas.openxmlformats.org/markup-compatibility/2006" xmlns:aink="http://schemas.microsoft.com/office/drawing/2016/ink" xmlns:am3d="http://schemas.microsoft.com/office/drawing/2017/model3d" xmlns:o="urn:schemas-microsoft-com:office:office" xmlns:oel="http://schemas.microsoft.com/office/2019/extlst" xmlns:r="http://schemas.openxmlformats.org/officeDocument/2006/relationships" xmlns:m="http://schemas.openxmlformats.org/officeDocument/2006/math" xmlns:v="urn:schemas-microsoft-com:vml" xmlns:wp14="http://schemas.microsoft.com/office/word/2010/wordprocessingDrawing" xmlns:wp="http://schemas.openxmlformats.org/drawingml/2006/wordprocessingDrawing" xmlns:w10="urn:schemas-microsoft-com:office:word" xmlns:w="http://schemas.openxmlformats.org/wordprocessingml/2006/main" xmlns:w14="http://schemas.microsoft.com/office/word/2010/wordml" xmlns:w15="http://schemas.microsoft.com/office/word/2012/wordml" xmlns:w16cex="http://schemas.microsoft.com/office/word/2018/wordml/cex" xmlns:w16cid="http://schemas.microsoft.com/office/word/2016/wordml/cid" xmlns:w16="http://schemas.microsoft.com/office/word/2018/wordml" xmlns:w16du="http://schemas.microsoft.com/office/word/2023/wordml/word16du" xmlns:w16sdtdh="http://schemas.microsoft.com/office/word/2020/wordml/sdtdatahash" xmlns:w16sdtfl="http://schemas.microsoft.com/office/word/2024/wordml/sdtformatlock" xmlns:w16se="http://schemas.microsoft.com/office/word/2015/wordml/symex" xmlns:wpg="http://schemas.microsoft.com/office/word/2010/wordprocessingGroup" xmlns:wpi="http://schemas.microsoft.com/office/word/2010/wordprocessingInk" xmlns:wne="http://schemas.microsoft.com/office/word/2006/wordml" xmlns:wps="http://schemas.microsoft.com/office/word/2010/wordprocessingShape" mc:Ignorable="w14 w15 w16se w16cid w16 w16cex w16sdtdh w16sdtfl w16du wp14">
   <w:abstractNum w:abstractNumId="0" w15:restartNumberingAfterBreak="0">
+    <w:nsid w:val="07CD05B1"/>
+    <w:multiLevelType w:val="hybridMultilevel"/>
+    <w:tmpl w:val="3E70C75A"/>
+    <w:lvl w:ilvl="0" w:tplc="18142928">
+      <w:start w:val="1"/>
+      <w:numFmt w:val="decimal"/>
+      <w:lvlText w:val="%1."/>
+      <w:lvlJc w:val="left"/>
+      <w:pPr>
+        <w:ind w:left="800" w:hanging="360"/>
+      </w:pPr>
+      <w:rPr>
+        <w:rFonts w:hint="default"/>
+      </w:rPr>
+    </w:lvl>
+    <w:lvl w:ilvl="1" w:tplc="04090019" w:tentative="1">
+      <w:start w:val="1"/>
+      <w:numFmt w:val="upperLetter"/>
+      <w:lvlText w:val="%2."/>
+      <w:lvlJc w:val="left"/>
+      <w:pPr>
+        <w:ind w:left="1320" w:hanging="440"/>
+      </w:pPr>
+    </w:lvl>
+    <w:lvl w:ilvl="2" w:tplc="0409001B" w:tentative="1">
+      <w:start w:val="1"/>
+      <w:numFmt w:val="lowerRoman"/>
+      <w:lvlText w:val="%3."/>
+      <w:lvlJc w:val="right"/>
+      <w:pPr>
+        <w:ind w:left="1760" w:hanging="440"/>
+      </w:pPr>
+    </w:lvl>
+    <w:lvl w:ilvl="3" w:tplc="0409000F" w:tentative="1">
+      <w:start w:val="1"/>
+      <w:numFmt w:val="decimal"/>
+      <w:lvlText w:val="%4."/>
+      <w:lvlJc w:val="left"/>
+      <w:pPr>
+        <w:ind w:left="2200" w:hanging="440"/>
+      </w:pPr>
+    </w:lvl>
+    <w:lvl w:ilvl="4" w:tplc="04090019" w:tentative="1">
+      <w:start w:val="1"/>
+      <w:numFmt w:val="upperLetter"/>
+      <w:lvlText w:val="%5."/>
+      <w:lvlJc w:val="left"/>
+      <w:pPr>
+        <w:ind w:left="2640" w:hanging="440"/>
+      </w:pPr>
+    </w:lvl>
+    <w:lvl w:ilvl="5" w:tplc="0409001B" w:tentative="1">
+      <w:start w:val="1"/>
+      <w:numFmt w:val="lowerRoman"/>
+      <w:lvlText w:val="%6."/>
+      <w:lvlJc w:val="right"/>
+      <w:pPr>
+        <w:ind w:left="3080" w:hanging="440"/>
+      </w:pPr>
+    </w:lvl>
+    <w:lvl w:ilvl="6" w:tplc="0409000F" w:tentative="1">
+      <w:start w:val="1"/>
+      <w:numFmt w:val="decimal"/>
+      <w:lvlText w:val="%7."/>
+      <w:lvlJc w:val="left"/>
+      <w:pPr>
+        <w:ind w:left="3520" w:hanging="440"/>
+      </w:pPr>
+    </w:lvl>
+    <w:lvl w:ilvl="7" w:tplc="04090019" w:tentative="1">
+      <w:start w:val="1"/>
+      <w:numFmt w:val="upperLetter"/>
+      <w:lvlText w:val="%8."/>
+      <w:lvlJc w:val="left"/>
+      <w:pPr>
+        <w:ind w:left="3960" w:hanging="440"/>
+      </w:pPr>
+    </w:lvl>
+    <w:lvl w:ilvl="8" w:tplc="0409001B" w:tentative="1">
+      <w:start w:val="1"/>
+      <w:numFmt w:val="lowerRoman"/>
+      <w:lvlText w:val="%9."/>
+      <w:lvlJc w:val="right"/>
+      <w:pPr>
+        <w:ind w:left="4400" w:hanging="440"/>
+      </w:pPr>
+    </w:lvl>
+  </w:abstractNum>
+  <w:abstractNum w:abstractNumId="1" w15:restartNumberingAfterBreak="0">
+    <w:nsid w:val="383B6629"/>
+    <w:multiLevelType w:val="hybridMultilevel"/>
+    <w:tmpl w:val="855451D8"/>
+    <w:lvl w:ilvl="0" w:tplc="FFFFFFFF">
+      <w:start w:val="1"/>
+      <w:numFmt w:val="decimal"/>
+      <w:lvlText w:val="%1."/>
+      <w:lvlJc w:val="left"/>
+      <w:pPr>
+        <w:ind w:left="800" w:hanging="360"/>
+      </w:pPr>
+      <w:rPr>
+        <w:rFonts w:hint="default"/>
+        <w:b w:val="0"/>
+      </w:rPr>
+    </w:lvl>
+    <w:lvl w:ilvl="1" w:tplc="FFFFFFFF" w:tentative="1">
+      <w:start w:val="1"/>
+      <w:numFmt w:val="upperLetter"/>
+      <w:lvlText w:val="%2."/>
+      <w:lvlJc w:val="left"/>
+      <w:pPr>
+        <w:ind w:left="1320" w:hanging="440"/>
+      </w:pPr>
+    </w:lvl>
+    <w:lvl w:ilvl="2" w:tplc="FFFFFFFF" w:tentative="1">
+      <w:start w:val="1"/>
+      <w:numFmt w:val="lowerRoman"/>
+      <w:lvlText w:val="%3."/>
+      <w:lvlJc w:val="right"/>
+      <w:pPr>
+        <w:ind w:left="1760" w:hanging="440"/>
+      </w:pPr>
+    </w:lvl>
+    <w:lvl w:ilvl="3" w:tplc="FFFFFFFF" w:tentative="1">
+      <w:start w:val="1"/>
+      <w:numFmt w:val="decimal"/>
+      <w:lvlText w:val="%4."/>
+      <w:lvlJc w:val="left"/>
+      <w:pPr>
+        <w:ind w:left="2200" w:hanging="440"/>
+      </w:pPr>
+    </w:lvl>
+    <w:lvl w:ilvl="4" w:tplc="FFFFFFFF" w:tentative="1">
+      <w:start w:val="1"/>
+      <w:numFmt w:val="upperLetter"/>
+      <w:lvlText w:val="%5."/>
+      <w:lvlJc w:val="left"/>
+      <w:pPr>
+        <w:ind w:left="2640" w:hanging="440"/>
+      </w:pPr>
+    </w:lvl>
+    <w:lvl w:ilvl="5" w:tplc="FFFFFFFF" w:tentative="1">
+      <w:start w:val="1"/>
+      <w:numFmt w:val="lowerRoman"/>
+      <w:lvlText w:val="%6."/>
+      <w:lvlJc w:val="right"/>
+      <w:pPr>
+        <w:ind w:left="3080" w:hanging="440"/>
+      </w:pPr>
+    </w:lvl>
+    <w:lvl w:ilvl="6" w:tplc="FFFFFFFF" w:tentative="1">
+      <w:start w:val="1"/>
+      <w:numFmt w:val="decimal"/>
+      <w:lvlText w:val="%7."/>
+      <w:lvlJc w:val="left"/>
+      <w:pPr>
+        <w:ind w:left="3520" w:hanging="440"/>
+      </w:pPr>
+    </w:lvl>
+    <w:lvl w:ilvl="7" w:tplc="FFFFFFFF" w:tentative="1">
+      <w:start w:val="1"/>
+      <w:numFmt w:val="upperLetter"/>
+      <w:lvlText w:val="%8."/>
+      <w:lvlJc w:val="left"/>
+      <w:pPr>
+        <w:ind w:left="3960" w:hanging="440"/>
+      </w:pPr>
+    </w:lvl>
+    <w:lvl w:ilvl="8" w:tplc="FFFFFFFF" w:tentative="1">
+      <w:start w:val="1"/>
+      <w:numFmt w:val="lowerRoman"/>
+      <w:lvlText w:val="%9."/>
+      <w:lvlJc w:val="right"/>
+      <w:pPr>
+        <w:ind w:left="4400" w:hanging="440"/>
+      </w:pPr>
+    </w:lvl>
+  </w:abstractNum>
+  <w:abstractNum w:abstractNumId="2" w15:restartNumberingAfterBreak="0">
     <w:nsid w:val="52BD5AC4"/>
     <w:multiLevelType w:val="multilevel"/>
     <w:tmpl w:val="16C8421E"/>
@@ -5856,7 +6135,97 @@
       </w:rPr>
     </w:lvl>
   </w:abstractNum>
-  <w:abstractNum w:abstractNumId="1" w15:restartNumberingAfterBreak="0">
+  <w:abstractNum w:abstractNumId="3" w15:restartNumberingAfterBreak="0">
+    <w:nsid w:val="56F12D0E"/>
+    <w:multiLevelType w:val="hybridMultilevel"/>
+    <w:tmpl w:val="855451D8"/>
+    <w:lvl w:ilvl="0" w:tplc="40902CC2">
+      <w:start w:val="1"/>
+      <w:numFmt w:val="decimal"/>
+      <w:lvlText w:val="%1."/>
+      <w:lvlJc w:val="left"/>
+      <w:pPr>
+        <w:ind w:left="800" w:hanging="360"/>
+      </w:pPr>
+      <w:rPr>
+        <w:rFonts w:hint="default"/>
+        <w:b w:val="0"/>
+      </w:rPr>
+    </w:lvl>
+    <w:lvl w:ilvl="1" w:tplc="04090019" w:tentative="1">
+      <w:start w:val="1"/>
+      <w:numFmt w:val="upperLetter"/>
+      <w:lvlText w:val="%2."/>
+      <w:lvlJc w:val="left"/>
+      <w:pPr>
+        <w:ind w:left="1320" w:hanging="440"/>
+      </w:pPr>
+    </w:lvl>
+    <w:lvl w:ilvl="2" w:tplc="0409001B" w:tentative="1">
+      <w:start w:val="1"/>
+      <w:numFmt w:val="lowerRoman"/>
+      <w:lvlText w:val="%3."/>
+      <w:lvlJc w:val="right"/>
+      <w:pPr>
+        <w:ind w:left="1760" w:hanging="440"/>
+      </w:pPr>
+    </w:lvl>
+    <w:lvl w:ilvl="3" w:tplc="0409000F" w:tentative="1">
+      <w:start w:val="1"/>
+      <w:numFmt w:val="decimal"/>
+      <w:lvlText w:val="%4."/>
+      <w:lvlJc w:val="left"/>
+      <w:pPr>
+        <w:ind w:left="2200" w:hanging="440"/>
+      </w:pPr>
+    </w:lvl>
+    <w:lvl w:ilvl="4" w:tplc="04090019" w:tentative="1">
+      <w:start w:val="1"/>
+      <w:numFmt w:val="upperLetter"/>
+      <w:lvlText w:val="%5."/>
+      <w:lvlJc w:val="left"/>
+      <w:pPr>
+        <w:ind w:left="2640" w:hanging="440"/>
+      </w:pPr>
+    </w:lvl>
+    <w:lvl w:ilvl="5" w:tplc="0409001B" w:tentative="1">
+      <w:start w:val="1"/>
+      <w:numFmt w:val="lowerRoman"/>
+      <w:lvlText w:val="%6."/>
+      <w:lvlJc w:val="right"/>
+      <w:pPr>
+        <w:ind w:left="3080" w:hanging="440"/>
+      </w:pPr>
+    </w:lvl>
+    <w:lvl w:ilvl="6" w:tplc="0409000F" w:tentative="1">
+      <w:start w:val="1"/>
+      <w:numFmt w:val="decimal"/>
+      <w:lvlText w:val="%7."/>
+      <w:lvlJc w:val="left"/>
+      <w:pPr>
+        <w:ind w:left="3520" w:hanging="440"/>
+      </w:pPr>
+    </w:lvl>
+    <w:lvl w:ilvl="7" w:tplc="04090019" w:tentative="1">
+      <w:start w:val="1"/>
+      <w:numFmt w:val="upperLetter"/>
+      <w:lvlText w:val="%8."/>
+      <w:lvlJc w:val="left"/>
+      <w:pPr>
+        <w:ind w:left="3960" w:hanging="440"/>
+      </w:pPr>
+    </w:lvl>
+    <w:lvl w:ilvl="8" w:tplc="0409001B" w:tentative="1">
+      <w:start w:val="1"/>
+      <w:numFmt w:val="lowerRoman"/>
+      <w:lvlText w:val="%9."/>
+      <w:lvlJc w:val="right"/>
+      <w:pPr>
+        <w:ind w:left="4400" w:hanging="440"/>
+      </w:pPr>
+    </w:lvl>
+  </w:abstractNum>
+  <w:abstractNum w:abstractNumId="4" w15:restartNumberingAfterBreak="0">
     <w:nsid w:val="6D981F53"/>
     <w:multiLevelType w:val="multilevel"/>
     <w:tmpl w:val="CF28E6F8"/>
@@ -6006,9 +6375,18 @@
     </w:lvl>
   </w:abstractNum>
   <w:num w:numId="1" w16cid:durableId="432361785">
+    <w:abstractNumId w:val="2"/>
+  </w:num>
+  <w:num w:numId="2" w16cid:durableId="360592595">
+    <w:abstractNumId w:val="4"/>
+  </w:num>
+  <w:num w:numId="3" w16cid:durableId="519196757">
     <w:abstractNumId w:val="0"/>
   </w:num>
-  <w:num w:numId="2" w16cid:durableId="360592595">
+  <w:num w:numId="4" w16cid:durableId="1925410680">
+    <w:abstractNumId w:val="3"/>
+  </w:num>
+  <w:num w:numId="5" w16cid:durableId="1979066822">
     <w:abstractNumId w:val="1"/>
   </w:num>
 </w:numbering>
